--- a/RFI-Docs/RURAL HEALTH TESTIMONY (SVAC, May 2024) _ V1.docx
+++ b/RFI-Docs/RURAL HEALTH TESTIMONY (SVAC, May 2024) _ V1.docx
@@ -4,6 +4,143 @@
   <w:body>
     <w:p>
       <w:pPr>
+        <w:jc w:val="left"/>
+      </w:pPr>
+      <w:r>
+        <w:rPr>
+          <w:color w:val="646464"/>
+          <w:sz w:val="18"/>
+        </w:rPr>
+        <w:t>Document: RURAL HEALTH TESTIMONY (SVAC, May 2024) _ V1.docx</w:t>
+      </w:r>
+    </w:p>
+    <w:p>
+      <w:pPr>
+        <w:jc w:val="left"/>
+      </w:pPr>
+      <w:r>
+        <w:rPr>
+          <w:color w:val="646464"/>
+          <w:sz w:val="18"/>
+        </w:rPr>
+        <w:t>Title: VA Rural Health Testimony before the U.S. Senate Committee on Veterans Affairs (May 2024)</w:t>
+      </w:r>
+    </w:p>
+    <w:p>
+      <w:pPr>
+        <w:jc w:val="left"/>
+      </w:pPr>
+      <w:r>
+        <w:rPr>
+          <w:color w:val="646464"/>
+          <w:sz w:val="18"/>
+        </w:rPr>
+        <w:t>Topic: Rural Health | Type: Testimony and Statements</w:t>
+      </w:r>
+    </w:p>
+    <w:p>
+      <w:pPr>
+        <w:jc w:val="left"/>
+      </w:pPr>
+      <w:r>
+        <w:rPr>
+          <w:color w:val="646464"/>
+          <w:sz w:val="18"/>
+        </w:rPr>
+        <w:t>Created: 2024-04-29 | By: Richman, Michael (VACO)</w:t>
+      </w:r>
+    </w:p>
+    <w:p>
+      <w:pPr>
+        <w:jc w:val="left"/>
+      </w:pPr>
+      <w:r>
+        <w:rPr>
+          <w:color w:val="646464"/>
+          <w:sz w:val="18"/>
+        </w:rPr>
+        <w:t>Modified: 2024-07-19 | By: Richman, Michael (VACO)</w:t>
+      </w:r>
+    </w:p>
+    <w:p>
+      <w:pPr>
+        <w:jc w:val="left"/>
+      </w:pPr>
+      <w:r>
+        <w:rPr>
+          <w:color w:val="C8C8C8"/>
+          <w:sz w:val="16"/>
+        </w:rPr>
+        <w:t>────────────────────────────────────────────────────────────────────────────────</w:t>
+      </w:r>
+    </w:p>
+    <w:p>
+      <w:pPr>
+        <w:jc w:val="left"/>
+      </w:pPr>
+      <w:r/>
+    </w:p>
+    <w:p>
+      <w:pPr>
+        <w:jc w:val="left"/>
+      </w:pPr>
+      <w:r>
+        <w:rPr>
+          <w:color w:val="646464"/>
+          <w:sz w:val="18"/>
+        </w:rPr>
+        <w:t>Topic: Rural Health | Type: Testimony and Statements</w:t>
+      </w:r>
+    </w:p>
+    <w:p>
+      <w:pPr>
+        <w:jc w:val="left"/>
+      </w:pPr>
+      <w:r>
+        <w:rPr>
+          <w:color w:val="646464"/>
+          <w:sz w:val="18"/>
+        </w:rPr>
+        <w:t>Created: 2024-04-29 | By: Richman, Michael (VACO)</w:t>
+      </w:r>
+    </w:p>
+    <w:p>
+      <w:pPr>
+        <w:jc w:val="left"/>
+      </w:pPr>
+      <w:r>
+        <w:rPr>
+          <w:color w:val="646464"/>
+          <w:sz w:val="18"/>
+        </w:rPr>
+        <w:t>Modified: 2024-07-19 | By: Richman, Michael (VACO)</w:t>
+      </w:r>
+    </w:p>
+    <w:p>
+      <w:pPr>
+        <w:spacing w:after="0"/>
+        <w:contextualSpacing/>
+        <w:mirrorIndents/>
+        <w:jc w:val="left"/>
+        <w:rPr>
+          <w:rFonts w:ascii="Arial" w:hAnsi="Arial" w:cs="Arial"/>
+          <w:b/>
+          <w:bCs/>
+          <w:sz w:val="24"/>
+          <w:szCs w:val="24"/>
+          <w:highlight w:val="yellow"/>
+        </w:rPr>
+      </w:pPr>
+      <w:r>
+        <w:rPr>
+          <w:color w:val="C8C8C8"/>
+          <w:sz w:val="16"/>
+        </w:rPr>
+        <w:t>────────────────────────────────────────────────────────────────────────────────</w:t>
+      </w:r>
+    </w:p>
+    <w:p>
+      <w:pPr>
         <w:spacing w:after="0"/>
         <w:contextualSpacing/>
         <w:mirrorIndents/>
@@ -14,96 +151,9 @@
           <w:bCs/>
           <w:sz w:val="24"/>
           <w:szCs w:val="24"/>
-          <w:highlight w:val="yellow"/>
-        </w:rPr>
-      </w:pPr>
-      <w:r>
-        <w:rPr>
-          <w:rFonts w:ascii="Arial" w:hAnsi="Arial" w:cs="Arial"/>
-          <w:b/>
-          <w:bCs/>
-          <w:sz w:val="24"/>
-          <w:szCs w:val="24"/>
-        </w:rPr>
-        <w:t xml:space="preserve">WRITTEN STATEMENT OF </w:t>
-      </w:r>
-      <w:r>
-        <w:rPr>
-          <w:rFonts w:ascii="Arial" w:hAnsi="Arial" w:cs="Arial"/>
-          <w:b/>
-          <w:bCs/>
-          <w:sz w:val="24"/>
-          <w:szCs w:val="24"/>
-        </w:rPr>
-        <w:br/>
-      </w:r>
-      <w:r>
-        <w:rPr>
-          <w:rFonts w:ascii="Arial" w:hAnsi="Arial" w:cs="Arial"/>
-          <w:b/>
-          <w:bCs/>
-          <w:sz w:val="24"/>
-          <w:szCs w:val="24"/>
-          <w:highlight w:val="yellow"/>
-        </w:rPr>
-        <w:t>[NAME]</w:t>
-      </w:r>
-    </w:p>
-    <w:p>
-      <w:pPr>
-        <w:spacing w:after="0"/>
-        <w:contextualSpacing/>
-        <w:mirrorIndents/>
-        <w:jc w:val="center"/>
-        <w:rPr>
-          <w:rFonts w:ascii="Arial" w:hAnsi="Arial" w:cs="Arial"/>
-          <w:b/>
-          <w:bCs/>
-          <w:sz w:val="24"/>
-          <w:szCs w:val="24"/>
-        </w:rPr>
-      </w:pPr>
-      <w:r>
-        <w:rPr>
-          <w:rFonts w:ascii="Arial" w:hAnsi="Arial" w:cs="Arial"/>
-          <w:b/>
-          <w:bCs/>
-          <w:sz w:val="24"/>
-          <w:szCs w:val="24"/>
-          <w:highlight w:val="yellow"/>
-        </w:rPr>
-        <w:t>[TITLE]</w:t>
-      </w:r>
-      <w:r>
-        <w:rPr>
-          <w:rFonts w:ascii="Arial" w:hAnsi="Arial" w:cs="Arial"/>
-          <w:b/>
-          <w:bCs/>
-          <w:sz w:val="24"/>
-          <w:szCs w:val="24"/>
-        </w:rPr>
-        <w:br/>
-      </w:r>
-      <w:r>
-        <w:rPr>
-          <w:rFonts w:ascii="Arial" w:hAnsi="Arial" w:cs="Arial"/>
-          <w:b/>
-          <w:bCs/>
-          <w:sz w:val="24"/>
-          <w:szCs w:val="24"/>
-        </w:rPr>
-        <w:t xml:space="preserve">U.S. </w:t>
-      </w:r>
-      <w:r>
-        <w:rPr>
-          <w:rFonts w:ascii="Arial" w:hAnsi="Arial" w:cs="Arial"/>
-          <w:b/>
-          <w:bCs/>
-          <w:sz w:val="24"/>
-          <w:szCs w:val="24"/>
-        </w:rPr>
-        <w:t>DEPARTMENT OF VETERANS AFFAIRS</w:t>
-      </w:r>
+        </w:rPr>
+      </w:pPr>
+      <w:r/>
     </w:p>
     <w:p>
       <w:pPr>
